--- a/Practice_17-18/Docs/Практическая 17.docx
+++ b/Practice_17-18/Docs/Практическая 17.docx
@@ -1,6 +1,6 @@
 
 <file path=word/document.xml><?xml version="1.0" encoding="utf-8"?>
-<w:document xmlns:wpc="http://schemas.microsoft.com/office/word/2010/wordprocessingCanvas" xmlns:cx="http://schemas.microsoft.com/office/drawing/2014/chartex" xmlns:cx1="http://schemas.microsoft.com/office/drawing/2015/9/8/chartex" xmlns:mc="http://schemas.openxmlformats.org/markup-compatibility/2006" xmlns:o="urn:schemas-microsoft-com:office:office" xmlns:r="http://schemas.openxmlformats.org/officeDocument/2006/relationships" xmlns:m="http://schemas.openxmlformats.org/officeDocument/2006/math" xmlns:v="urn:schemas-microsoft-com:vml" xmlns:wp14="http://schemas.microsoft.com/office/word/2010/wordprocessingDrawing" xmlns:wp="http://schemas.openxmlformats.org/drawingml/2006/wordprocessingDrawing" xmlns:w10="urn:schemas-microsoft-com:office:word" xmlns:w="http://schemas.openxmlformats.org/wordprocessingml/2006/main" xmlns:w14="http://schemas.microsoft.com/office/word/2010/wordml" xmlns:w15="http://schemas.microsoft.com/office/word/2012/wordml" xmlns:w16se="http://schemas.microsoft.com/office/word/2015/wordml/symex" xmlns:wpg="http://schemas.microsoft.com/office/word/2010/wordprocessingGroup" xmlns:wpi="http://schemas.microsoft.com/office/word/2010/wordprocessingInk" xmlns:wne="http://schemas.microsoft.com/office/word/2006/wordml" xmlns:wps="http://schemas.microsoft.com/office/word/2010/wordprocessingShape" mc:Ignorable="w14 w15 w16se wp14">
+<w:document xmlns:wpc="http://schemas.microsoft.com/office/word/2010/wordprocessingCanvas" xmlns:cx="http://schemas.microsoft.com/office/drawing/2014/chartex" xmlns:cx1="http://schemas.microsoft.com/office/drawing/2015/9/8/chartex" xmlns:cx2="http://schemas.microsoft.com/office/drawing/2015/10/21/chartex" xmlns:cx3="http://schemas.microsoft.com/office/drawing/2016/5/9/chartex" xmlns:cx4="http://schemas.microsoft.com/office/drawing/2016/5/10/chartex" xmlns:cx5="http://schemas.microsoft.com/office/drawing/2016/5/11/chartex" xmlns:cx6="http://schemas.microsoft.com/office/drawing/2016/5/12/chartex" xmlns:cx7="http://schemas.microsoft.com/office/drawing/2016/5/13/chartex" xmlns:cx8="http://schemas.microsoft.com/office/drawing/2016/5/14/chartex" xmlns:mc="http://schemas.openxmlformats.org/markup-compatibility/2006" xmlns:aink="http://schemas.microsoft.com/office/drawing/2016/ink" xmlns:am3d="http://schemas.microsoft.com/office/drawing/2017/model3d" xmlns:o="urn:schemas-microsoft-com:office:office" xmlns:r="http://schemas.openxmlformats.org/officeDocument/2006/relationships" xmlns:m="http://schemas.openxmlformats.org/officeDocument/2006/math" xmlns:v="urn:schemas-microsoft-com:vml" xmlns:wp14="http://schemas.microsoft.com/office/word/2010/wordprocessingDrawing" xmlns:wp="http://schemas.openxmlformats.org/drawingml/2006/wordprocessingDrawing" xmlns:w10="urn:schemas-microsoft-com:office:word" xmlns:w="http://schemas.openxmlformats.org/wordprocessingml/2006/main" xmlns:w14="http://schemas.microsoft.com/office/word/2010/wordml" xmlns:w15="http://schemas.microsoft.com/office/word/2012/wordml" xmlns:w16cid="http://schemas.microsoft.com/office/word/2016/wordml/cid" xmlns:w16se="http://schemas.microsoft.com/office/word/2015/wordml/symex" xmlns:wpg="http://schemas.microsoft.com/office/word/2010/wordprocessingGroup" xmlns:wpi="http://schemas.microsoft.com/office/word/2010/wordprocessingInk" xmlns:wne="http://schemas.microsoft.com/office/word/2006/wordml" xmlns:wps="http://schemas.microsoft.com/office/word/2010/wordprocessingShape" mc:Ignorable="w14 w15 w16se w16cid wp14">
   <w:body>
     <w:p>
       <w:pPr>
@@ -259,7 +259,6 @@
           <w:rFonts w:ascii="Times New Roman" w:hAnsi="Times New Roman" w:cs="Times New Roman"/>
           <w:sz w:val="28"/>
           <w:szCs w:val="28"/>
-          <w:lang w:val="en-US"/>
         </w:rPr>
       </w:pPr>
       <w:r>
@@ -846,7 +845,6 @@
           <w:rFonts w:ascii="Times New Roman" w:hAnsi="Times New Roman" w:cs="Times New Roman"/>
           <w:sz w:val="28"/>
           <w:szCs w:val="28"/>
-          <w:lang w:val="en-US"/>
         </w:rPr>
       </w:pPr>
       <w:r>
@@ -910,7 +908,6 @@
           <w:rFonts w:ascii="Times New Roman" w:hAnsi="Times New Roman" w:cs="Times New Roman"/>
           <w:sz w:val="28"/>
           <w:szCs w:val="28"/>
-          <w:lang w:val="en-US"/>
         </w:rPr>
       </w:pPr>
     </w:p>
@@ -991,27 +988,7 @@
           <w:szCs w:val="28"/>
           <w:lang w:val="en-US"/>
         </w:rPr>
-        <w:t xml:space="preserve"> Resource Hints: preload, </w:t>
-      </w:r>
-      <w:proofErr w:type="spellStart"/>
-      <w:r>
-        <w:rPr>
-          <w:rFonts w:ascii="Times New Roman" w:hAnsi="Times New Roman" w:cs="Times New Roman"/>
-          <w:sz w:val="28"/>
-          <w:szCs w:val="28"/>
-          <w:lang w:val="en-US"/>
-        </w:rPr>
-        <w:t>prefetch</w:t>
-      </w:r>
-      <w:proofErr w:type="spellEnd"/>
-      <w:r>
-        <w:rPr>
-          <w:rFonts w:ascii="Times New Roman" w:hAnsi="Times New Roman" w:cs="Times New Roman"/>
-          <w:sz w:val="28"/>
-          <w:szCs w:val="28"/>
-          <w:lang w:val="en-US"/>
-        </w:rPr>
-        <w:t xml:space="preserve">, </w:t>
+        <w:t xml:space="preserve"> Resource Hints: preload, prefetch, </w:t>
       </w:r>
       <w:proofErr w:type="spellStart"/>
       <w:r>
@@ -1879,7 +1856,28 @@
           <w:sz w:val="28"/>
           <w:szCs w:val="28"/>
         </w:rPr>
-        <w:t>Этап 5. Отчёт</w:t>
+        <w:t>Этап</w:t>
+      </w:r>
+      <w:r>
+        <w:rPr>
+          <w:rFonts w:ascii="Times New Roman" w:hAnsi="Times New Roman" w:cs="Times New Roman"/>
+          <w:b/>
+          <w:bCs/>
+          <w:sz w:val="28"/>
+          <w:szCs w:val="28"/>
+          <w:lang w:val="en-US"/>
+        </w:rPr>
+        <w:t xml:space="preserve"> 5. </w:t>
+      </w:r>
+      <w:r>
+        <w:rPr>
+          <w:rFonts w:ascii="Times New Roman" w:hAnsi="Times New Roman" w:cs="Times New Roman"/>
+          <w:b/>
+          <w:bCs/>
+          <w:sz w:val="28"/>
+          <w:szCs w:val="28"/>
+        </w:rPr>
+        <w:t>Отчёт</w:t>
       </w:r>
     </w:p>
     <w:p>
@@ -2081,8 +2079,6 @@
           <w:szCs w:val="28"/>
         </w:rPr>
       </w:pPr>
-      <w:bookmarkStart w:id="0" w:name="_GoBack"/>
-      <w:bookmarkEnd w:id="0"/>
     </w:p>
     <w:p>
       <w:pPr>
@@ -2245,6 +2241,14 @@
     <w:p>
       <w:pPr>
         <w:jc w:val="both"/>
+        <w:rPr>
+          <w:rFonts w:ascii="Times New Roman" w:hAnsi="Times New Roman" w:cs="Times New Roman"/>
+          <w:b/>
+          <w:sz w:val="36"/>
+          <w:szCs w:val="36"/>
+        </w:rPr>
+      </w:pPr>
+      <w:r>
         <w:rPr>
           <w:rFonts w:ascii="Times New Roman" w:hAnsi="Times New Roman" w:cs="Times New Roman"/>
           <w:b/>
@@ -2252,7 +2256,17 @@
           <w:szCs w:val="36"/>
           <w:lang w:val="en-US"/>
         </w:rPr>
-      </w:pPr>
+        <w:t>Web</w:t>
+      </w:r>
+      <w:r>
+        <w:rPr>
+          <w:rFonts w:ascii="Times New Roman" w:hAnsi="Times New Roman" w:cs="Times New Roman"/>
+          <w:b/>
+          <w:sz w:val="36"/>
+          <w:szCs w:val="36"/>
+        </w:rPr>
+        <w:t xml:space="preserve"> </w:t>
+      </w:r>
       <w:r>
         <w:rPr>
           <w:rFonts w:ascii="Times New Roman" w:hAnsi="Times New Roman" w:cs="Times New Roman"/>
@@ -2261,27 +2275,34 @@
           <w:szCs w:val="36"/>
           <w:lang w:val="en-US"/>
         </w:rPr>
-        <w:t>Web vitals:</w:t>
-      </w:r>
-    </w:p>
-    <w:p>
-      <w:pPr>
-        <w:jc w:val="both"/>
+        <w:t>vitals</w:t>
+      </w:r>
+      <w:r>
         <w:rPr>
           <w:rFonts w:ascii="Times New Roman" w:hAnsi="Times New Roman" w:cs="Times New Roman"/>
           <w:b/>
           <w:sz w:val="36"/>
           <w:szCs w:val="36"/>
-          <w:lang w:val="en-US"/>
-        </w:rPr>
-      </w:pPr>
-      <w:r>
+        </w:rPr>
+        <w:t>:</w:t>
+      </w:r>
+    </w:p>
+    <w:p>
+      <w:pPr>
+        <w:jc w:val="both"/>
         <w:rPr>
           <w:rFonts w:ascii="Times New Roman" w:hAnsi="Times New Roman" w:cs="Times New Roman"/>
           <w:b/>
           <w:sz w:val="36"/>
           <w:szCs w:val="36"/>
-          <w:lang w:val="en-US"/>
+        </w:rPr>
+      </w:pPr>
+      <w:r>
+        <w:rPr>
+          <w:rFonts w:ascii="Times New Roman" w:hAnsi="Times New Roman" w:cs="Times New Roman"/>
+          <w:b/>
+          <w:sz w:val="36"/>
+          <w:szCs w:val="36"/>
         </w:rPr>
         <w:tab/>
       </w:r>
@@ -2298,13 +2319,13 @@
           <w:rFonts w:ascii="Times New Roman" w:hAnsi="Times New Roman" w:cs="Times New Roman"/>
           <w:sz w:val="28"/>
           <w:szCs w:val="28"/>
-          <w:lang w:val="en-US"/>
         </w:rPr>
         <w:t>:</w:t>
       </w:r>
       <w:r>
         <w:rPr>
           <w:rFonts w:ascii="Times New Roman" w:hAnsi="Times New Roman" w:cs="Times New Roman"/>
+          <w:noProof/>
           <w:sz w:val="28"/>
           <w:szCs w:val="28"/>
           <w:lang w:val="en-US"/>
@@ -2362,7 +2383,6 @@
           <w:b/>
           <w:sz w:val="36"/>
           <w:szCs w:val="36"/>
-          <w:lang w:val="en-US"/>
         </w:rPr>
         <w:tab/>
       </w:r>
@@ -2394,6 +2414,7 @@
       <w:r>
         <w:rPr>
           <w:rFonts w:ascii="Times New Roman" w:hAnsi="Times New Roman" w:cs="Times New Roman"/>
+          <w:noProof/>
           <w:sz w:val="28"/>
           <w:szCs w:val="28"/>
           <w:lang w:val="en-US"/>
@@ -2474,6 +2495,7 @@
       <w:r>
         <w:rPr>
           <w:rFonts w:ascii="Times New Roman" w:hAnsi="Times New Roman" w:cs="Times New Roman"/>
+          <w:noProof/>
           <w:sz w:val="28"/>
           <w:szCs w:val="28"/>
         </w:rPr>
@@ -3375,16 +3397,7 @@
           <w:szCs w:val="28"/>
         </w:rPr>
         <w:lastRenderedPageBreak/>
-        <w:t>В</w:t>
-      </w:r>
-      <w:r>
-        <w:rPr>
-          <w:rFonts w:ascii="Times New Roman" w:hAnsi="Times New Roman" w:cs="Times New Roman"/>
-          <w:b/>
-          <w:sz w:val="28"/>
-          <w:szCs w:val="28"/>
-        </w:rPr>
-        <w:t>ыводы</w:t>
+        <w:t>Выводы</w:t>
       </w:r>
       <w:r>
         <w:rPr>
@@ -3687,77 +3700,765 @@
     </w:p>
     <w:p>
       <w:pPr>
-        <w:ind w:left="1440"/>
-        <w:rPr>
-          <w:rFonts w:ascii="Times New Roman" w:hAnsi="Times New Roman" w:cs="Times New Roman"/>
-          <w:sz w:val="28"/>
-          <w:szCs w:val="28"/>
+        <w:ind w:firstLine="708"/>
+        <w:rPr>
+          <w:rFonts w:ascii="Times New Roman" w:hAnsi="Times New Roman" w:cs="Times New Roman"/>
+          <w:sz w:val="28"/>
+          <w:szCs w:val="28"/>
+        </w:rPr>
+      </w:pPr>
+    </w:p>
+    <w:p>
+      <w:pPr>
+        <w:ind w:firstLine="708"/>
+        <w:rPr>
+          <w:rFonts w:ascii="Times New Roman" w:hAnsi="Times New Roman" w:cs="Times New Roman"/>
+          <w:sz w:val="28"/>
+          <w:szCs w:val="28"/>
+        </w:rPr>
+      </w:pPr>
+    </w:p>
+    <w:p>
+      <w:pPr>
+        <w:pStyle w:val="3"/>
+        <w:rPr>
+          <w:rFonts w:ascii="Times New Roman" w:hAnsi="Times New Roman" w:cs="Times New Roman"/>
+        </w:rPr>
+      </w:pPr>
+      <w:r>
+        <w:rPr>
+          <w:rFonts w:ascii="Times New Roman" w:hAnsi="Times New Roman" w:cs="Times New Roman"/>
+          <w:b/>
+          <w:color w:val="auto"/>
+        </w:rPr>
+        <w:t>Ответ</w:t>
+      </w:r>
+      <w:r>
+        <w:rPr>
+          <w:rFonts w:ascii="Times New Roman" w:hAnsi="Times New Roman" w:cs="Times New Roman"/>
+          <w:color w:val="auto"/>
           <w:lang w:val="en-US"/>
         </w:rPr>
-      </w:pPr>
-      <w:r>
-        <w:rPr>
-          <w:rFonts w:ascii="Times New Roman" w:hAnsi="Times New Roman" w:cs="Times New Roman"/>
-          <w:b/>
-          <w:sz w:val="28"/>
-          <w:szCs w:val="28"/>
-        </w:rPr>
-        <w:t>Ответ</w:t>
-      </w:r>
-      <w:r>
-        <w:rPr>
-          <w:rFonts w:ascii="Times New Roman" w:hAnsi="Times New Roman" w:cs="Times New Roman"/>
-          <w:sz w:val="28"/>
-          <w:szCs w:val="28"/>
+        <w:t>: BFF, CQRS, Event-driven</w:t>
+      </w:r>
+      <w:r>
+        <w:rPr>
+          <w:rFonts w:ascii="Times New Roman" w:hAnsi="Times New Roman" w:cs="Times New Roman"/>
           <w:lang w:val="en-US"/>
         </w:rPr>
-        <w:t xml:space="preserve">: </w:t>
-      </w:r>
-      <w:r>
-        <w:rPr>
-          <w:rFonts w:ascii="Times New Roman" w:hAnsi="Times New Roman" w:cs="Times New Roman"/>
-          <w:sz w:val="28"/>
-          <w:szCs w:val="28"/>
+        <w:br/>
+      </w:r>
+      <w:r>
+        <w:rPr>
+          <w:rFonts w:ascii="Times New Roman" w:hAnsi="Times New Roman" w:cs="Times New Roman"/>
           <w:lang w:val="en-US"/>
         </w:rPr>
-        <w:t>BFF</w:t>
-      </w:r>
-      <w:r>
-        <w:rPr>
-          <w:rFonts w:ascii="Times New Roman" w:hAnsi="Times New Roman" w:cs="Times New Roman"/>
-          <w:sz w:val="28"/>
-          <w:szCs w:val="28"/>
+        <w:br/>
+      </w:r>
+      <w:r>
+        <w:rPr>
+          <w:rFonts w:ascii="Times New Roman" w:hAnsi="Times New Roman" w:cs="Times New Roman"/>
           <w:lang w:val="en-US"/>
         </w:rPr>
+        <w:br/>
+      </w:r>
+      <w:r>
+        <w:rPr>
+          <w:rFonts w:ascii="Times New Roman" w:hAnsi="Times New Roman" w:cs="Times New Roman"/>
+          <w:lang w:val="en-US"/>
+        </w:rPr>
+        <w:br/>
+      </w:r>
+      <w:r>
+        <w:rPr>
+          <w:rFonts w:ascii="Times New Roman" w:hAnsi="Times New Roman" w:cs="Times New Roman"/>
+          <w:color w:val="auto"/>
+          <w:lang w:val="en-US"/>
+        </w:rPr>
+        <w:t xml:space="preserve">1. </w:t>
+      </w:r>
+      <w:r>
+        <w:rPr>
+          <w:rFonts w:ascii="Times New Roman" w:hAnsi="Times New Roman" w:cs="Times New Roman"/>
+          <w:color w:val="auto"/>
+        </w:rPr>
+        <w:t>Список применённых оптимизаций с кратким объяснением</w:t>
+      </w:r>
+    </w:p>
+    <w:p>
+      <w:pPr>
+        <w:numPr>
+          <w:ilvl w:val="0"/>
+          <w:numId w:val="9"/>
+        </w:numPr>
+        <w:spacing w:before="100" w:beforeAutospacing="1" w:after="100" w:afterAutospacing="1" w:line="240" w:lineRule="auto"/>
+        <w:rPr>
+          <w:rFonts w:ascii="Times New Roman" w:hAnsi="Times New Roman" w:cs="Times New Roman"/>
+        </w:rPr>
+      </w:pPr>
+      <w:proofErr w:type="spellStart"/>
+      <w:r>
+        <w:rPr>
+          <w:rStyle w:val="ae"/>
+          <w:rFonts w:ascii="Times New Roman" w:hAnsi="Times New Roman" w:cs="Times New Roman"/>
+        </w:rPr>
+        <w:t>Gzip</w:t>
+      </w:r>
+      <w:proofErr w:type="spellEnd"/>
+      <w:r>
+        <w:rPr>
+          <w:rStyle w:val="ae"/>
+          <w:rFonts w:ascii="Times New Roman" w:hAnsi="Times New Roman" w:cs="Times New Roman"/>
+        </w:rPr>
+        <w:t>-сжатие</w:t>
+      </w:r>
+      <w:r>
+        <w:rPr>
+          <w:rFonts w:ascii="Times New Roman" w:hAnsi="Times New Roman" w:cs="Times New Roman"/>
+        </w:rPr>
+        <w:t xml:space="preserve"> (HTML, CSS, JS) — Веб-сервер сжимает данные перед отправкой, а браузер автоматически распаковывает их.</w:t>
+      </w:r>
+    </w:p>
+    <w:p>
+      <w:pPr>
+        <w:numPr>
+          <w:ilvl w:val="0"/>
+          <w:numId w:val="9"/>
+        </w:numPr>
+        <w:spacing w:before="100" w:beforeAutospacing="1" w:after="100" w:afterAutospacing="1" w:line="240" w:lineRule="auto"/>
+        <w:rPr>
+          <w:rFonts w:ascii="Times New Roman" w:hAnsi="Times New Roman" w:cs="Times New Roman"/>
+        </w:rPr>
+      </w:pPr>
+      <w:r>
+        <w:rPr>
+          <w:rStyle w:val="ae"/>
+          <w:rFonts w:ascii="Times New Roman" w:hAnsi="Times New Roman" w:cs="Times New Roman"/>
+        </w:rPr>
+        <w:t>Кэширование статических ресурсов</w:t>
+      </w:r>
+      <w:r>
+        <w:rPr>
+          <w:rFonts w:ascii="Times New Roman" w:hAnsi="Times New Roman" w:cs="Times New Roman"/>
+        </w:rPr>
+        <w:t xml:space="preserve"> </w:t>
+      </w:r>
+      <w:r>
+        <w:rPr>
+          <w:rFonts w:ascii="Times New Roman" w:hAnsi="Times New Roman" w:cs="Times New Roman"/>
+        </w:rPr>
+        <w:t>— повторные загрузки страниц почти мгновенные (</w:t>
+      </w:r>
+      <w:proofErr w:type="spellStart"/>
+      <w:r>
+        <w:rPr>
+          <w:rFonts w:ascii="Times New Roman" w:hAnsi="Times New Roman" w:cs="Times New Roman"/>
+        </w:rPr>
+        <w:t>from</w:t>
+      </w:r>
+      <w:proofErr w:type="spellEnd"/>
+      <w:r>
+        <w:rPr>
+          <w:rFonts w:ascii="Times New Roman" w:hAnsi="Times New Roman" w:cs="Times New Roman"/>
+        </w:rPr>
+        <w:t xml:space="preserve"> </w:t>
+      </w:r>
+      <w:proofErr w:type="spellStart"/>
+      <w:r>
+        <w:rPr>
+          <w:rFonts w:ascii="Times New Roman" w:hAnsi="Times New Roman" w:cs="Times New Roman"/>
+        </w:rPr>
+        <w:t>disk</w:t>
+      </w:r>
+      <w:proofErr w:type="spellEnd"/>
+      <w:r>
+        <w:rPr>
+          <w:rFonts w:ascii="Times New Roman" w:hAnsi="Times New Roman" w:cs="Times New Roman"/>
+        </w:rPr>
+        <w:t>/</w:t>
+      </w:r>
+      <w:proofErr w:type="spellStart"/>
+      <w:r>
+        <w:rPr>
+          <w:rFonts w:ascii="Times New Roman" w:hAnsi="Times New Roman" w:cs="Times New Roman"/>
+        </w:rPr>
+        <w:t>memory</w:t>
+      </w:r>
+      <w:proofErr w:type="spellEnd"/>
+      <w:r>
+        <w:rPr>
+          <w:rFonts w:ascii="Times New Roman" w:hAnsi="Times New Roman" w:cs="Times New Roman"/>
+        </w:rPr>
+        <w:t xml:space="preserve"> </w:t>
+      </w:r>
+      <w:proofErr w:type="spellStart"/>
+      <w:r>
+        <w:rPr>
+          <w:rFonts w:ascii="Times New Roman" w:hAnsi="Times New Roman" w:cs="Times New Roman"/>
+        </w:rPr>
+        <w:t>cache</w:t>
+      </w:r>
+      <w:proofErr w:type="spellEnd"/>
+      <w:r>
+        <w:rPr>
+          <w:rFonts w:ascii="Times New Roman" w:hAnsi="Times New Roman" w:cs="Times New Roman"/>
+        </w:rPr>
+        <w:t>).</w:t>
+      </w:r>
+    </w:p>
+    <w:p>
+      <w:pPr>
+        <w:numPr>
+          <w:ilvl w:val="0"/>
+          <w:numId w:val="9"/>
+        </w:numPr>
+        <w:spacing w:before="100" w:beforeAutospacing="1" w:after="100" w:afterAutospacing="1" w:line="240" w:lineRule="auto"/>
+        <w:rPr>
+          <w:rFonts w:ascii="Times New Roman" w:hAnsi="Times New Roman" w:cs="Times New Roman"/>
+        </w:rPr>
+      </w:pPr>
+      <w:proofErr w:type="spellStart"/>
+      <w:r>
+        <w:rPr>
+          <w:rStyle w:val="ae"/>
+          <w:rFonts w:ascii="Times New Roman" w:hAnsi="Times New Roman" w:cs="Times New Roman"/>
+        </w:rPr>
+        <w:t>Critical</w:t>
+      </w:r>
+      <w:proofErr w:type="spellEnd"/>
+      <w:r>
+        <w:rPr>
+          <w:rStyle w:val="ae"/>
+          <w:rFonts w:ascii="Times New Roman" w:hAnsi="Times New Roman" w:cs="Times New Roman"/>
+        </w:rPr>
+        <w:t xml:space="preserve"> CSS </w:t>
+      </w:r>
+      <w:proofErr w:type="spellStart"/>
+      <w:r>
+        <w:rPr>
+          <w:rStyle w:val="ae"/>
+          <w:rFonts w:ascii="Times New Roman" w:hAnsi="Times New Roman" w:cs="Times New Roman"/>
+        </w:rPr>
+        <w:t>inline</w:t>
+      </w:r>
+      <w:proofErr w:type="spellEnd"/>
+      <w:r>
+        <w:rPr>
+          <w:rStyle w:val="ae"/>
+          <w:rFonts w:ascii="Times New Roman" w:hAnsi="Times New Roman" w:cs="Times New Roman"/>
+        </w:rPr>
+        <w:t xml:space="preserve"> + </w:t>
+      </w:r>
+      <w:proofErr w:type="spellStart"/>
+      <w:r>
+        <w:rPr>
+          <w:rStyle w:val="ae"/>
+          <w:rFonts w:ascii="Times New Roman" w:hAnsi="Times New Roman" w:cs="Times New Roman"/>
+        </w:rPr>
+        <w:t>preload</w:t>
+      </w:r>
+      <w:proofErr w:type="spellEnd"/>
+      <w:r>
+        <w:rPr>
+          <w:rStyle w:val="ae"/>
+          <w:rFonts w:ascii="Times New Roman" w:hAnsi="Times New Roman" w:cs="Times New Roman"/>
+        </w:rPr>
+        <w:t>/</w:t>
+      </w:r>
+      <w:proofErr w:type="spellStart"/>
+      <w:r>
+        <w:rPr>
+          <w:rStyle w:val="ae"/>
+          <w:rFonts w:ascii="Times New Roman" w:hAnsi="Times New Roman" w:cs="Times New Roman"/>
+        </w:rPr>
+        <w:t>prefetch</w:t>
+      </w:r>
+      <w:proofErr w:type="spellEnd"/>
+      <w:r>
+        <w:rPr>
+          <w:rFonts w:ascii="Times New Roman" w:hAnsi="Times New Roman" w:cs="Times New Roman"/>
+        </w:rPr>
+        <w:t xml:space="preserve"> — ускорил FCP/LCP на ~20 </w:t>
+      </w:r>
+      <w:proofErr w:type="spellStart"/>
+      <w:r>
+        <w:rPr>
+          <w:rFonts w:ascii="Times New Roman" w:hAnsi="Times New Roman" w:cs="Times New Roman"/>
+        </w:rPr>
+        <w:t>мс</w:t>
+      </w:r>
+      <w:proofErr w:type="spellEnd"/>
+      <w:r>
+        <w:rPr>
+          <w:rFonts w:ascii="Times New Roman" w:hAnsi="Times New Roman" w:cs="Times New Roman"/>
+        </w:rPr>
+        <w:t>, убрал блокирующий рендер.</w:t>
+      </w:r>
+      <w:bookmarkStart w:id="0" w:name="_GoBack"/>
+      <w:bookmarkEnd w:id="0"/>
+    </w:p>
+    <w:p>
+      <w:pPr>
+        <w:numPr>
+          <w:ilvl w:val="0"/>
+          <w:numId w:val="9"/>
+        </w:numPr>
+        <w:spacing w:before="100" w:beforeAutospacing="1" w:after="100" w:afterAutospacing="1" w:line="240" w:lineRule="auto"/>
+        <w:rPr>
+          <w:rFonts w:ascii="Times New Roman" w:hAnsi="Times New Roman" w:cs="Times New Roman"/>
+        </w:rPr>
+      </w:pPr>
+      <w:proofErr w:type="spellStart"/>
+      <w:r>
+        <w:rPr>
+          <w:rStyle w:val="ae"/>
+          <w:rFonts w:ascii="Times New Roman" w:hAnsi="Times New Roman" w:cs="Times New Roman"/>
+        </w:rPr>
+        <w:t>Lazy</w:t>
+      </w:r>
+      <w:proofErr w:type="spellEnd"/>
+      <w:r>
+        <w:rPr>
+          <w:rStyle w:val="ae"/>
+          <w:rFonts w:ascii="Times New Roman" w:hAnsi="Times New Roman" w:cs="Times New Roman"/>
+        </w:rPr>
+        <w:t xml:space="preserve"> </w:t>
+      </w:r>
+      <w:proofErr w:type="spellStart"/>
+      <w:r>
+        <w:rPr>
+          <w:rStyle w:val="ae"/>
+          <w:rFonts w:ascii="Times New Roman" w:hAnsi="Times New Roman" w:cs="Times New Roman"/>
+        </w:rPr>
+        <w:t>loading</w:t>
+      </w:r>
+      <w:proofErr w:type="spellEnd"/>
+      <w:r>
+        <w:rPr>
+          <w:rStyle w:val="ae"/>
+          <w:rFonts w:ascii="Times New Roman" w:hAnsi="Times New Roman" w:cs="Times New Roman"/>
+        </w:rPr>
+        <w:t xml:space="preserve"> изображений + </w:t>
+      </w:r>
+      <w:proofErr w:type="spellStart"/>
+      <w:r>
+        <w:rPr>
+          <w:rStyle w:val="ae"/>
+          <w:rFonts w:ascii="Times New Roman" w:hAnsi="Times New Roman" w:cs="Times New Roman"/>
+        </w:rPr>
+        <w:t>srcset</w:t>
+      </w:r>
+      <w:proofErr w:type="spellEnd"/>
+      <w:r>
+        <w:rPr>
+          <w:rStyle w:val="ae"/>
+          <w:rFonts w:ascii="Times New Roman" w:hAnsi="Times New Roman" w:cs="Times New Roman"/>
+        </w:rPr>
+        <w:t xml:space="preserve"> + </w:t>
+      </w:r>
+      <w:proofErr w:type="spellStart"/>
+      <w:r>
+        <w:rPr>
+          <w:rStyle w:val="ae"/>
+          <w:rFonts w:ascii="Times New Roman" w:hAnsi="Times New Roman" w:cs="Times New Roman"/>
+        </w:rPr>
+        <w:t>fetchpriority</w:t>
+      </w:r>
+      <w:proofErr w:type="spellEnd"/>
+      <w:r>
+        <w:rPr>
+          <w:rFonts w:ascii="Times New Roman" w:hAnsi="Times New Roman" w:cs="Times New Roman"/>
+        </w:rPr>
+        <w:t xml:space="preserve"> — отложил загрузку некритичных картинок, приоритет </w:t>
+      </w:r>
+      <w:proofErr w:type="spellStart"/>
+      <w:proofErr w:type="gramStart"/>
+      <w:r>
+        <w:rPr>
+          <w:rFonts w:ascii="Times New Roman" w:hAnsi="Times New Roman" w:cs="Times New Roman"/>
+        </w:rPr>
+        <w:t>банеру</w:t>
+      </w:r>
+      <w:proofErr w:type="spellEnd"/>
+      <w:r>
+        <w:rPr>
+          <w:rFonts w:ascii="Times New Roman" w:hAnsi="Times New Roman" w:cs="Times New Roman"/>
+        </w:rPr>
+        <w:t xml:space="preserve">  LCP</w:t>
+      </w:r>
+      <w:proofErr w:type="gramEnd"/>
+      <w:r>
+        <w:rPr>
+          <w:rFonts w:ascii="Times New Roman" w:hAnsi="Times New Roman" w:cs="Times New Roman"/>
+        </w:rPr>
+        <w:t xml:space="preserve"> </w:t>
+      </w:r>
+      <w:r>
+        <w:rPr>
+          <w:rFonts w:ascii="Times New Roman" w:hAnsi="Times New Roman" w:cs="Times New Roman"/>
+        </w:rPr>
+        <w:t>понижено</w:t>
+      </w:r>
+      <w:r>
+        <w:rPr>
+          <w:rFonts w:ascii="Times New Roman" w:hAnsi="Times New Roman" w:cs="Times New Roman"/>
+        </w:rPr>
+        <w:t xml:space="preserve"> на 15–20 </w:t>
+      </w:r>
+      <w:proofErr w:type="spellStart"/>
+      <w:r>
+        <w:rPr>
+          <w:rFonts w:ascii="Times New Roman" w:hAnsi="Times New Roman" w:cs="Times New Roman"/>
+        </w:rPr>
+        <w:t>мс</w:t>
+      </w:r>
+      <w:proofErr w:type="spellEnd"/>
+      <w:r>
+        <w:rPr>
+          <w:rFonts w:ascii="Times New Roman" w:hAnsi="Times New Roman" w:cs="Times New Roman"/>
+        </w:rPr>
+        <w:t>.</w:t>
+      </w:r>
+    </w:p>
+    <w:p>
+      <w:pPr>
+        <w:numPr>
+          <w:ilvl w:val="0"/>
+          <w:numId w:val="9"/>
+        </w:numPr>
+        <w:spacing w:before="100" w:beforeAutospacing="1" w:after="100" w:afterAutospacing="1" w:line="240" w:lineRule="auto"/>
+        <w:rPr>
+          <w:rFonts w:ascii="Times New Roman" w:hAnsi="Times New Roman" w:cs="Times New Roman"/>
+        </w:rPr>
+      </w:pPr>
+      <w:proofErr w:type="spellStart"/>
+      <w:r>
+        <w:rPr>
+          <w:rStyle w:val="ae"/>
+          <w:rFonts w:ascii="Times New Roman" w:hAnsi="Times New Roman" w:cs="Times New Roman"/>
+        </w:rPr>
+        <w:t>Code</w:t>
+      </w:r>
+      <w:proofErr w:type="spellEnd"/>
+      <w:r>
+        <w:rPr>
+          <w:rStyle w:val="ae"/>
+          <w:rFonts w:ascii="Times New Roman" w:hAnsi="Times New Roman" w:cs="Times New Roman"/>
+        </w:rPr>
+        <w:t xml:space="preserve"> </w:t>
+      </w:r>
+      <w:proofErr w:type="spellStart"/>
+      <w:r>
+        <w:rPr>
+          <w:rStyle w:val="ae"/>
+          <w:rFonts w:ascii="Times New Roman" w:hAnsi="Times New Roman" w:cs="Times New Roman"/>
+        </w:rPr>
+        <w:t>splitting</w:t>
+      </w:r>
+      <w:proofErr w:type="spellEnd"/>
+      <w:r>
+        <w:rPr>
+          <w:rStyle w:val="ae"/>
+          <w:rFonts w:ascii="Times New Roman" w:hAnsi="Times New Roman" w:cs="Times New Roman"/>
+        </w:rPr>
+        <w:t xml:space="preserve"> + динамический </w:t>
+      </w:r>
+      <w:proofErr w:type="spellStart"/>
+      <w:r>
+        <w:rPr>
+          <w:rStyle w:val="ae"/>
+          <w:rFonts w:ascii="Times New Roman" w:hAnsi="Times New Roman" w:cs="Times New Roman"/>
+        </w:rPr>
+        <w:t>import</w:t>
+      </w:r>
+      <w:proofErr w:type="spellEnd"/>
+      <w:r>
+        <w:rPr>
+          <w:rStyle w:val="ae"/>
+          <w:rFonts w:ascii="Times New Roman" w:hAnsi="Times New Roman" w:cs="Times New Roman"/>
+        </w:rPr>
+        <w:t xml:space="preserve"> модулей</w:t>
+      </w:r>
+      <w:r>
+        <w:rPr>
+          <w:rFonts w:ascii="Times New Roman" w:hAnsi="Times New Roman" w:cs="Times New Roman"/>
+        </w:rPr>
+        <w:t xml:space="preserve"> (</w:t>
+      </w:r>
+      <w:proofErr w:type="spellStart"/>
+      <w:r>
+        <w:rPr>
+          <w:rFonts w:ascii="Times New Roman" w:hAnsi="Times New Roman" w:cs="Times New Roman"/>
+        </w:rPr>
+        <w:t>filters</w:t>
+      </w:r>
+      <w:proofErr w:type="spellEnd"/>
+      <w:r>
+        <w:rPr>
+          <w:rFonts w:ascii="Times New Roman" w:hAnsi="Times New Roman" w:cs="Times New Roman"/>
+        </w:rPr>
         <w:t xml:space="preserve">, </w:t>
       </w:r>
-      <w:r>
-        <w:rPr>
-          <w:rFonts w:ascii="Times New Roman" w:hAnsi="Times New Roman" w:cs="Times New Roman"/>
-          <w:sz w:val="28"/>
-          <w:szCs w:val="28"/>
-          <w:lang w:val="en-US"/>
-        </w:rPr>
-        <w:t>CQRS</w:t>
-      </w:r>
-      <w:r>
-        <w:rPr>
-          <w:rFonts w:ascii="Times New Roman" w:hAnsi="Times New Roman" w:cs="Times New Roman"/>
-          <w:sz w:val="28"/>
-          <w:szCs w:val="28"/>
-          <w:lang w:val="en-US"/>
+      <w:proofErr w:type="spellStart"/>
+      <w:r>
+        <w:rPr>
+          <w:rFonts w:ascii="Times New Roman" w:hAnsi="Times New Roman" w:cs="Times New Roman"/>
+        </w:rPr>
+        <w:t>tabs</w:t>
+      </w:r>
+      <w:proofErr w:type="spellEnd"/>
+      <w:r>
+        <w:rPr>
+          <w:rFonts w:ascii="Times New Roman" w:hAnsi="Times New Roman" w:cs="Times New Roman"/>
         </w:rPr>
         <w:t xml:space="preserve">, </w:t>
       </w:r>
-      <w:r>
-        <w:rPr>
-          <w:rFonts w:ascii="Times New Roman" w:hAnsi="Times New Roman" w:cs="Times New Roman"/>
-          <w:sz w:val="28"/>
-          <w:szCs w:val="28"/>
-          <w:lang w:val="en-US"/>
+      <w:proofErr w:type="spellStart"/>
+      <w:r>
+        <w:rPr>
+          <w:rFonts w:ascii="Times New Roman" w:hAnsi="Times New Roman" w:cs="Times New Roman"/>
+        </w:rPr>
+        <w:t>forms</w:t>
+      </w:r>
+      <w:proofErr w:type="spellEnd"/>
+      <w:r>
+        <w:rPr>
+          <w:rFonts w:ascii="Times New Roman" w:hAnsi="Times New Roman" w:cs="Times New Roman"/>
+        </w:rPr>
+        <w:t>) — уменьшил начальный JS-</w:t>
+      </w:r>
+      <w:proofErr w:type="spellStart"/>
+      <w:r>
+        <w:rPr>
+          <w:rFonts w:ascii="Times New Roman" w:hAnsi="Times New Roman" w:cs="Times New Roman"/>
+        </w:rPr>
+        <w:t>бандл</w:t>
+      </w:r>
+      <w:proofErr w:type="spellEnd"/>
+      <w:r>
+        <w:rPr>
+          <w:rFonts w:ascii="Times New Roman" w:hAnsi="Times New Roman" w:cs="Times New Roman"/>
+        </w:rPr>
+        <w:t>, загружаются только нужные модули.</w:t>
+      </w:r>
+    </w:p>
+    <w:p>
+      <w:pPr>
+        <w:numPr>
+          <w:ilvl w:val="0"/>
+          <w:numId w:val="9"/>
+        </w:numPr>
+        <w:spacing w:before="100" w:beforeAutospacing="1" w:after="100" w:afterAutospacing="1" w:line="240" w:lineRule="auto"/>
+        <w:rPr>
+          <w:rFonts w:ascii="Times New Roman" w:hAnsi="Times New Roman" w:cs="Times New Roman"/>
+        </w:rPr>
+      </w:pPr>
+      <w:proofErr w:type="spellStart"/>
+      <w:r>
+        <w:rPr>
+          <w:rStyle w:val="ae"/>
+          <w:rFonts w:ascii="Times New Roman" w:hAnsi="Times New Roman" w:cs="Times New Roman"/>
+        </w:rPr>
+        <w:t>Debounce</w:t>
+      </w:r>
+      <w:proofErr w:type="spellEnd"/>
+      <w:r>
+        <w:rPr>
+          <w:rStyle w:val="ae"/>
+          <w:rFonts w:ascii="Times New Roman" w:hAnsi="Times New Roman" w:cs="Times New Roman"/>
+        </w:rPr>
+        <w:t xml:space="preserve"> на полях ввода</w:t>
+      </w:r>
+      <w:r>
+        <w:rPr>
+          <w:rFonts w:ascii="Times New Roman" w:hAnsi="Times New Roman" w:cs="Times New Roman"/>
+        </w:rPr>
+        <w:t xml:space="preserve"> </w:t>
+      </w:r>
+      <w:r>
+        <w:rPr>
+          <w:rFonts w:ascii="Times New Roman" w:hAnsi="Times New Roman" w:cs="Times New Roman"/>
+        </w:rPr>
+        <w:t>— снизил нагрузку на CPU при вводе текста.</w:t>
+      </w:r>
+    </w:p>
+    <w:p>
+      <w:pPr>
+        <w:numPr>
+          <w:ilvl w:val="0"/>
+          <w:numId w:val="9"/>
+        </w:numPr>
+        <w:spacing w:before="100" w:beforeAutospacing="1" w:after="100" w:afterAutospacing="1" w:line="240" w:lineRule="auto"/>
+        <w:rPr>
+          <w:rFonts w:ascii="Times New Roman" w:hAnsi="Times New Roman" w:cs="Times New Roman"/>
+        </w:rPr>
+      </w:pPr>
+      <w:proofErr w:type="spellStart"/>
+      <w:r>
+        <w:rPr>
+          <w:rStyle w:val="ae"/>
+          <w:rFonts w:ascii="Times New Roman" w:hAnsi="Times New Roman" w:cs="Times New Roman"/>
+        </w:rPr>
+        <w:t>Lazy</w:t>
+      </w:r>
+      <w:proofErr w:type="spellEnd"/>
+      <w:r>
+        <w:rPr>
+          <w:rStyle w:val="ae"/>
+          <w:rFonts w:ascii="Times New Roman" w:hAnsi="Times New Roman" w:cs="Times New Roman"/>
+        </w:rPr>
+        <w:t>-загрузка данных модального окна</w:t>
+      </w:r>
+      <w:r>
+        <w:rPr>
+          <w:rFonts w:ascii="Times New Roman" w:hAnsi="Times New Roman" w:cs="Times New Roman"/>
+        </w:rPr>
+        <w:t xml:space="preserve"> (через </w:t>
+      </w:r>
+      <w:proofErr w:type="spellStart"/>
+      <w:r>
+        <w:rPr>
+          <w:rFonts w:ascii="Times New Roman" w:hAnsi="Times New Roman" w:cs="Times New Roman"/>
+        </w:rPr>
+        <w:t>BFF.getProduct</w:t>
+      </w:r>
+      <w:proofErr w:type="spellEnd"/>
+      <w:r>
+        <w:rPr>
+          <w:rFonts w:ascii="Times New Roman" w:hAnsi="Times New Roman" w:cs="Times New Roman"/>
+        </w:rPr>
+        <w:t>) — данные о товаре подгружаются только при открытии → экономия памяти и запросов.</w:t>
+      </w:r>
+    </w:p>
+    <w:p>
+      <w:pPr>
+        <w:numPr>
+          <w:ilvl w:val="0"/>
+          <w:numId w:val="9"/>
+        </w:numPr>
+        <w:spacing w:before="100" w:beforeAutospacing="1" w:after="100" w:afterAutospacing="1" w:line="240" w:lineRule="auto"/>
+        <w:rPr>
+          <w:rFonts w:ascii="Times New Roman" w:hAnsi="Times New Roman" w:cs="Times New Roman"/>
+        </w:rPr>
+      </w:pPr>
+      <w:proofErr w:type="spellStart"/>
+      <w:r>
+        <w:rPr>
+          <w:rStyle w:val="ae"/>
+          <w:rFonts w:ascii="Times New Roman" w:hAnsi="Times New Roman" w:cs="Times New Roman"/>
         </w:rPr>
         <w:t>Event-driven</w:t>
       </w:r>
+      <w:proofErr w:type="spellEnd"/>
+      <w:r>
+        <w:rPr>
+          <w:rStyle w:val="ae"/>
+          <w:rFonts w:ascii="Times New Roman" w:hAnsi="Times New Roman" w:cs="Times New Roman"/>
+        </w:rPr>
+        <w:t xml:space="preserve"> архитектура</w:t>
+      </w:r>
+      <w:r>
+        <w:rPr>
+          <w:rFonts w:ascii="Times New Roman" w:hAnsi="Times New Roman" w:cs="Times New Roman"/>
+        </w:rPr>
+        <w:t xml:space="preserve"> (</w:t>
+      </w:r>
+      <w:proofErr w:type="spellStart"/>
+      <w:r>
+        <w:rPr>
+          <w:rFonts w:ascii="Times New Roman" w:hAnsi="Times New Roman" w:cs="Times New Roman"/>
+        </w:rPr>
+        <w:t>EventBus</w:t>
+      </w:r>
+      <w:proofErr w:type="spellEnd"/>
+      <w:r>
+        <w:rPr>
+          <w:rFonts w:ascii="Times New Roman" w:hAnsi="Times New Roman" w:cs="Times New Roman"/>
+        </w:rPr>
+        <w:t>) — централизованные уведомления, аудит, аналитика без спагетти-кода.</w:t>
+      </w:r>
+    </w:p>
+    <w:p>
+      <w:pPr>
+        <w:numPr>
+          <w:ilvl w:val="0"/>
+          <w:numId w:val="9"/>
+        </w:numPr>
+        <w:spacing w:before="100" w:beforeAutospacing="1" w:after="100" w:afterAutospacing="1" w:line="240" w:lineRule="auto"/>
+        <w:rPr>
+          <w:rFonts w:ascii="Times New Roman" w:hAnsi="Times New Roman" w:cs="Times New Roman"/>
+        </w:rPr>
+      </w:pPr>
+      <w:r>
+        <w:rPr>
+          <w:rStyle w:val="ae"/>
+          <w:rFonts w:ascii="Times New Roman" w:hAnsi="Times New Roman" w:cs="Times New Roman"/>
+        </w:rPr>
+        <w:t>BFF + CQRS</w:t>
+      </w:r>
+      <w:r>
+        <w:rPr>
+          <w:rFonts w:ascii="Times New Roman" w:hAnsi="Times New Roman" w:cs="Times New Roman"/>
+        </w:rPr>
+        <w:t xml:space="preserve"> — адаптивные ответы для разных устройств, разделение чтения/записи, кэширование запросов.</w:t>
+      </w:r>
+    </w:p>
+    <w:p>
+      <w:pPr>
+        <w:pStyle w:val="af"/>
+        <w:ind w:left="360"/>
+      </w:pPr>
+    </w:p>
+    <w:p>
+      <w:pPr>
+        <w:pStyle w:val="af"/>
+        <w:ind w:left="360"/>
+      </w:pPr>
+    </w:p>
+    <w:p>
+      <w:pPr>
+        <w:pStyle w:val="af"/>
+        <w:ind w:left="360"/>
+      </w:pPr>
+      <w:r>
+        <w:t xml:space="preserve">структура: </w:t>
+      </w:r>
+      <w:r>
+        <w:br/>
+      </w:r>
+      <w:r>
+        <w:t xml:space="preserve">Клиент ↔ </w:t>
+      </w:r>
+      <w:proofErr w:type="spellStart"/>
+      <w:r>
+        <w:t>EventBus</w:t>
+      </w:r>
+      <w:proofErr w:type="spellEnd"/>
+      <w:r>
+        <w:t xml:space="preserve"> ↔ BFF (адаптеры) ↔ </w:t>
+      </w:r>
+      <w:proofErr w:type="spellStart"/>
+      <w:r>
+        <w:t>CatalogAPI</w:t>
+      </w:r>
+      <w:proofErr w:type="spellEnd"/>
+      <w:r>
+        <w:t xml:space="preserve"> (CQRS + кэш) ↔ </w:t>
+      </w:r>
+      <w:proofErr w:type="spellStart"/>
+      <w:r>
+        <w:t>localStorage</w:t>
+      </w:r>
+      <w:proofErr w:type="spellEnd"/>
+    </w:p>
+    <w:p>
+      <w:pPr>
+        <w:rPr>
+          <w:rFonts w:ascii="Times New Roman" w:hAnsi="Times New Roman" w:cs="Times New Roman"/>
+          <w:sz w:val="28"/>
+          <w:szCs w:val="28"/>
+        </w:rPr>
+      </w:pPr>
     </w:p>
     <w:sectPr>
       <w:pgSz w:w="11906" w:h="16838"/>
@@ -3770,7 +4471,7 @@
 </file>
 
 <file path=word/numbering.xml><?xml version="1.0" encoding="utf-8"?>
-<w:numbering xmlns:wpc="http://schemas.microsoft.com/office/word/2010/wordprocessingCanvas" xmlns:cx="http://schemas.microsoft.com/office/drawing/2014/chartex" xmlns:cx1="http://schemas.microsoft.com/office/drawing/2015/9/8/chartex" xmlns:mc="http://schemas.openxmlformats.org/markup-compatibility/2006" xmlns:o="urn:schemas-microsoft-com:office:office" xmlns:r="http://schemas.openxmlformats.org/officeDocument/2006/relationships" xmlns:m="http://schemas.openxmlformats.org/officeDocument/2006/math" xmlns:v="urn:schemas-microsoft-com:vml" xmlns:wp14="http://schemas.microsoft.com/office/word/2010/wordprocessingDrawing" xmlns:wp="http://schemas.openxmlformats.org/drawingml/2006/wordprocessingDrawing" xmlns:w10="urn:schemas-microsoft-com:office:word" xmlns:w="http://schemas.openxmlformats.org/wordprocessingml/2006/main" xmlns:w14="http://schemas.microsoft.com/office/word/2010/wordml" xmlns:w15="http://schemas.microsoft.com/office/word/2012/wordml" xmlns:w16se="http://schemas.microsoft.com/office/word/2015/wordml/symex" xmlns:wpg="http://schemas.microsoft.com/office/word/2010/wordprocessingGroup" xmlns:wpi="http://schemas.microsoft.com/office/word/2010/wordprocessingInk" xmlns:wne="http://schemas.microsoft.com/office/word/2006/wordml" xmlns:wps="http://schemas.microsoft.com/office/word/2010/wordprocessingShape" mc:Ignorable="w14 w15 w16se wp14">
+<w:numbering xmlns:wpc="http://schemas.microsoft.com/office/word/2010/wordprocessingCanvas" xmlns:cx="http://schemas.microsoft.com/office/drawing/2014/chartex" xmlns:cx1="http://schemas.microsoft.com/office/drawing/2015/9/8/chartex" xmlns:cx2="http://schemas.microsoft.com/office/drawing/2015/10/21/chartex" xmlns:cx3="http://schemas.microsoft.com/office/drawing/2016/5/9/chartex" xmlns:cx4="http://schemas.microsoft.com/office/drawing/2016/5/10/chartex" xmlns:cx5="http://schemas.microsoft.com/office/drawing/2016/5/11/chartex" xmlns:cx6="http://schemas.microsoft.com/office/drawing/2016/5/12/chartex" xmlns:cx7="http://schemas.microsoft.com/office/drawing/2016/5/13/chartex" xmlns:cx8="http://schemas.microsoft.com/office/drawing/2016/5/14/chartex" xmlns:mc="http://schemas.openxmlformats.org/markup-compatibility/2006" xmlns:aink="http://schemas.microsoft.com/office/drawing/2016/ink" xmlns:am3d="http://schemas.microsoft.com/office/drawing/2017/model3d" xmlns:o="urn:schemas-microsoft-com:office:office" xmlns:r="http://schemas.openxmlformats.org/officeDocument/2006/relationships" xmlns:m="http://schemas.openxmlformats.org/officeDocument/2006/math" xmlns:v="urn:schemas-microsoft-com:vml" xmlns:wp14="http://schemas.microsoft.com/office/word/2010/wordprocessingDrawing" xmlns:wp="http://schemas.openxmlformats.org/drawingml/2006/wordprocessingDrawing" xmlns:w10="urn:schemas-microsoft-com:office:word" xmlns:w="http://schemas.openxmlformats.org/wordprocessingml/2006/main" xmlns:w14="http://schemas.microsoft.com/office/word/2010/wordml" xmlns:w15="http://schemas.microsoft.com/office/word/2012/wordml" xmlns:w16cid="http://schemas.microsoft.com/office/word/2016/wordml/cid" xmlns:w16se="http://schemas.microsoft.com/office/word/2015/wordml/symex" xmlns:wpg="http://schemas.microsoft.com/office/word/2010/wordprocessingGroup" xmlns:wpi="http://schemas.microsoft.com/office/word/2010/wordprocessingInk" xmlns:wne="http://schemas.microsoft.com/office/word/2006/wordml" xmlns:wps="http://schemas.microsoft.com/office/word/2010/wordprocessingShape" mc:Ignorable="w14 w15 w16se w16cid wp14">
   <w:abstractNum w:abstractNumId="0" w15:restartNumberingAfterBreak="0">
     <w:nsid w:val="1A55709C"/>
     <w:multiLevelType w:val="multilevel"/>
@@ -3889,6 +4590,155 @@
     </w:lvl>
   </w:abstractNum>
   <w:abstractNum w:abstractNumId="1" w15:restartNumberingAfterBreak="0">
+    <w:nsid w:val="2DDA3D06"/>
+    <w:multiLevelType w:val="multilevel"/>
+    <w:tmpl w:val="B1F22094"/>
+    <w:lvl w:ilvl="0">
+      <w:start w:val="1"/>
+      <w:numFmt w:val="bullet"/>
+      <w:lvlText w:val=""/>
+      <w:lvlJc w:val="left"/>
+      <w:pPr>
+        <w:tabs>
+          <w:tab w:val="num" w:pos="720"/>
+        </w:tabs>
+        <w:ind w:left="720" w:hanging="360"/>
+      </w:pPr>
+      <w:rPr>
+        <w:rFonts w:ascii="Symbol" w:hAnsi="Symbol" w:hint="default"/>
+        <w:sz w:val="20"/>
+      </w:rPr>
+    </w:lvl>
+    <w:lvl w:ilvl="1" w:tentative="1">
+      <w:start w:val="1"/>
+      <w:numFmt w:val="bullet"/>
+      <w:lvlText w:val="o"/>
+      <w:lvlJc w:val="left"/>
+      <w:pPr>
+        <w:tabs>
+          <w:tab w:val="num" w:pos="1440"/>
+        </w:tabs>
+        <w:ind w:left="1440" w:hanging="360"/>
+      </w:pPr>
+      <w:rPr>
+        <w:rFonts w:ascii="Courier New" w:hAnsi="Courier New" w:hint="default"/>
+        <w:sz w:val="20"/>
+      </w:rPr>
+    </w:lvl>
+    <w:lvl w:ilvl="2" w:tentative="1">
+      <w:start w:val="1"/>
+      <w:numFmt w:val="bullet"/>
+      <w:lvlText w:val=""/>
+      <w:lvlJc w:val="left"/>
+      <w:pPr>
+        <w:tabs>
+          <w:tab w:val="num" w:pos="2160"/>
+        </w:tabs>
+        <w:ind w:left="2160" w:hanging="360"/>
+      </w:pPr>
+      <w:rPr>
+        <w:rFonts w:ascii="Wingdings" w:hAnsi="Wingdings" w:hint="default"/>
+        <w:sz w:val="20"/>
+      </w:rPr>
+    </w:lvl>
+    <w:lvl w:ilvl="3" w:tentative="1">
+      <w:start w:val="1"/>
+      <w:numFmt w:val="bullet"/>
+      <w:lvlText w:val=""/>
+      <w:lvlJc w:val="left"/>
+      <w:pPr>
+        <w:tabs>
+          <w:tab w:val="num" w:pos="2880"/>
+        </w:tabs>
+        <w:ind w:left="2880" w:hanging="360"/>
+      </w:pPr>
+      <w:rPr>
+        <w:rFonts w:ascii="Wingdings" w:hAnsi="Wingdings" w:hint="default"/>
+        <w:sz w:val="20"/>
+      </w:rPr>
+    </w:lvl>
+    <w:lvl w:ilvl="4" w:tentative="1">
+      <w:start w:val="1"/>
+      <w:numFmt w:val="bullet"/>
+      <w:lvlText w:val=""/>
+      <w:lvlJc w:val="left"/>
+      <w:pPr>
+        <w:tabs>
+          <w:tab w:val="num" w:pos="3600"/>
+        </w:tabs>
+        <w:ind w:left="3600" w:hanging="360"/>
+      </w:pPr>
+      <w:rPr>
+        <w:rFonts w:ascii="Wingdings" w:hAnsi="Wingdings" w:hint="default"/>
+        <w:sz w:val="20"/>
+      </w:rPr>
+    </w:lvl>
+    <w:lvl w:ilvl="5" w:tentative="1">
+      <w:start w:val="1"/>
+      <w:numFmt w:val="bullet"/>
+      <w:lvlText w:val=""/>
+      <w:lvlJc w:val="left"/>
+      <w:pPr>
+        <w:tabs>
+          <w:tab w:val="num" w:pos="4320"/>
+        </w:tabs>
+        <w:ind w:left="4320" w:hanging="360"/>
+      </w:pPr>
+      <w:rPr>
+        <w:rFonts w:ascii="Wingdings" w:hAnsi="Wingdings" w:hint="default"/>
+        <w:sz w:val="20"/>
+      </w:rPr>
+    </w:lvl>
+    <w:lvl w:ilvl="6" w:tentative="1">
+      <w:start w:val="1"/>
+      <w:numFmt w:val="bullet"/>
+      <w:lvlText w:val=""/>
+      <w:lvlJc w:val="left"/>
+      <w:pPr>
+        <w:tabs>
+          <w:tab w:val="num" w:pos="5040"/>
+        </w:tabs>
+        <w:ind w:left="5040" w:hanging="360"/>
+      </w:pPr>
+      <w:rPr>
+        <w:rFonts w:ascii="Wingdings" w:hAnsi="Wingdings" w:hint="default"/>
+        <w:sz w:val="20"/>
+      </w:rPr>
+    </w:lvl>
+    <w:lvl w:ilvl="7" w:tentative="1">
+      <w:start w:val="1"/>
+      <w:numFmt w:val="bullet"/>
+      <w:lvlText w:val=""/>
+      <w:lvlJc w:val="left"/>
+      <w:pPr>
+        <w:tabs>
+          <w:tab w:val="num" w:pos="5760"/>
+        </w:tabs>
+        <w:ind w:left="5760" w:hanging="360"/>
+      </w:pPr>
+      <w:rPr>
+        <w:rFonts w:ascii="Wingdings" w:hAnsi="Wingdings" w:hint="default"/>
+        <w:sz w:val="20"/>
+      </w:rPr>
+    </w:lvl>
+    <w:lvl w:ilvl="8" w:tentative="1">
+      <w:start w:val="1"/>
+      <w:numFmt w:val="bullet"/>
+      <w:lvlText w:val=""/>
+      <w:lvlJc w:val="left"/>
+      <w:pPr>
+        <w:tabs>
+          <w:tab w:val="num" w:pos="6480"/>
+        </w:tabs>
+        <w:ind w:left="6480" w:hanging="360"/>
+      </w:pPr>
+      <w:rPr>
+        <w:rFonts w:ascii="Wingdings" w:hAnsi="Wingdings" w:hint="default"/>
+        <w:sz w:val="20"/>
+      </w:rPr>
+    </w:lvl>
+  </w:abstractNum>
+  <w:abstractNum w:abstractNumId="2" w15:restartNumberingAfterBreak="0">
     <w:nsid w:val="473D24C5"/>
     <w:multiLevelType w:val="multilevel"/>
     <w:tmpl w:val="A05092F6"/>
@@ -4005,7 +4855,7 @@
       </w:pPr>
     </w:lvl>
   </w:abstractNum>
-  <w:abstractNum w:abstractNumId="2" w15:restartNumberingAfterBreak="0">
+  <w:abstractNum w:abstractNumId="3" w15:restartNumberingAfterBreak="0">
     <w:nsid w:val="4B610896"/>
     <w:multiLevelType w:val="multilevel"/>
     <w:tmpl w:val="1FD0C026"/>
@@ -4122,7 +4972,7 @@
       </w:pPr>
     </w:lvl>
   </w:abstractNum>
-  <w:abstractNum w:abstractNumId="3" w15:restartNumberingAfterBreak="0">
+  <w:abstractNum w:abstractNumId="4" w15:restartNumberingAfterBreak="0">
     <w:nsid w:val="4F8D1219"/>
     <w:multiLevelType w:val="multilevel"/>
     <w:tmpl w:val="EC94A02E"/>
@@ -4235,7 +5085,7 @@
       </w:pPr>
     </w:lvl>
   </w:abstractNum>
-  <w:abstractNum w:abstractNumId="4" w15:restartNumberingAfterBreak="0">
+  <w:abstractNum w:abstractNumId="5" w15:restartNumberingAfterBreak="0">
     <w:nsid w:val="51200F2E"/>
     <w:multiLevelType w:val="multilevel"/>
     <w:tmpl w:val="FAA8AC18"/>
@@ -4352,7 +5202,7 @@
       </w:pPr>
     </w:lvl>
   </w:abstractNum>
-  <w:abstractNum w:abstractNumId="5" w15:restartNumberingAfterBreak="0">
+  <w:abstractNum w:abstractNumId="6" w15:restartNumberingAfterBreak="0">
     <w:nsid w:val="691920B8"/>
     <w:multiLevelType w:val="multilevel"/>
     <w:tmpl w:val="FA6247B4"/>
@@ -4465,7 +5315,7 @@
       </w:pPr>
     </w:lvl>
   </w:abstractNum>
-  <w:abstractNum w:abstractNumId="6" w15:restartNumberingAfterBreak="0">
+  <w:abstractNum w:abstractNumId="7" w15:restartNumberingAfterBreak="0">
     <w:nsid w:val="747F0308"/>
     <w:multiLevelType w:val="multilevel"/>
     <w:tmpl w:val="A05092F6"/>
@@ -4582,7 +5432,7 @@
       </w:pPr>
     </w:lvl>
   </w:abstractNum>
-  <w:abstractNum w:abstractNumId="7" w15:restartNumberingAfterBreak="0">
+  <w:abstractNum w:abstractNumId="8" w15:restartNumberingAfterBreak="0">
     <w:nsid w:val="7DA503EF"/>
     <w:multiLevelType w:val="multilevel"/>
     <w:tmpl w:val="0AB2B902"/>
@@ -4732,34 +5582,37 @@
     </w:lvl>
   </w:abstractNum>
   <w:num w:numId="1">
-    <w:abstractNumId w:val="2"/>
+    <w:abstractNumId w:val="3"/>
   </w:num>
   <w:num w:numId="2">
-    <w:abstractNumId w:val="4"/>
+    <w:abstractNumId w:val="5"/>
   </w:num>
   <w:num w:numId="3">
-    <w:abstractNumId w:val="3"/>
+    <w:abstractNumId w:val="4"/>
   </w:num>
   <w:num w:numId="4">
     <w:abstractNumId w:val="0"/>
   </w:num>
   <w:num w:numId="5">
-    <w:abstractNumId w:val="1"/>
+    <w:abstractNumId w:val="2"/>
   </w:num>
   <w:num w:numId="6">
-    <w:abstractNumId w:val="5"/>
+    <w:abstractNumId w:val="6"/>
   </w:num>
   <w:num w:numId="7">
+    <w:abstractNumId w:val="8"/>
+  </w:num>
+  <w:num w:numId="8">
     <w:abstractNumId w:val="7"/>
   </w:num>
-  <w:num w:numId="8">
-    <w:abstractNumId w:val="6"/>
+  <w:num w:numId="9">
+    <w:abstractNumId w:val="1"/>
   </w:num>
 </w:numbering>
 </file>
 
 <file path=word/styles.xml><?xml version="1.0" encoding="utf-8"?>
-<w:styles xmlns:mc="http://schemas.openxmlformats.org/markup-compatibility/2006" xmlns:r="http://schemas.openxmlformats.org/officeDocument/2006/relationships" xmlns:w="http://schemas.openxmlformats.org/wordprocessingml/2006/main" xmlns:w14="http://schemas.microsoft.com/office/word/2010/wordml" xmlns:w15="http://schemas.microsoft.com/office/word/2012/wordml" xmlns:w16se="http://schemas.microsoft.com/office/word/2015/wordml/symex" mc:Ignorable="w14 w15 w16se">
+<w:styles xmlns:mc="http://schemas.openxmlformats.org/markup-compatibility/2006" xmlns:r="http://schemas.openxmlformats.org/officeDocument/2006/relationships" xmlns:w="http://schemas.openxmlformats.org/wordprocessingml/2006/main" xmlns:w14="http://schemas.microsoft.com/office/word/2010/wordml" xmlns:w15="http://schemas.microsoft.com/office/word/2012/wordml" xmlns:w16cid="http://schemas.microsoft.com/office/word/2016/wordml/cid" xmlns:w16se="http://schemas.microsoft.com/office/word/2015/wordml/symex" mc:Ignorable="w14 w15 w16se w16cid">
   <w:docDefaults>
     <w:rPrDefault>
       <w:rPr>
@@ -4777,7 +5630,7 @@
       </w:pPr>
     </w:pPrDefault>
   </w:docDefaults>
-  <w:latentStyles w:defLockedState="0" w:defUIPriority="99" w:defSemiHidden="0" w:defUnhideWhenUsed="0" w:defQFormat="0" w:count="371">
+  <w:latentStyles w:defLockedState="0" w:defUIPriority="99" w:defSemiHidden="0" w:defUnhideWhenUsed="0" w:defQFormat="0" w:count="376">
     <w:lsdException w:name="Normal" w:uiPriority="0" w:qFormat="1"/>
     <w:lsdException w:name="heading 1" w:uiPriority="9" w:qFormat="1"/>
     <w:lsdException w:name="heading 2" w:semiHidden="1" w:uiPriority="9" w:unhideWhenUsed="1" w:qFormat="1"/>
@@ -4883,7 +5736,6 @@
     <w:lsdException w:name="HTML Sample" w:semiHidden="1" w:unhideWhenUsed="1"/>
     <w:lsdException w:name="HTML Typewriter" w:semiHidden="1" w:unhideWhenUsed="1"/>
     <w:lsdException w:name="HTML Variable" w:semiHidden="1" w:unhideWhenUsed="1"/>
-    <w:lsdException w:name="Normal Table" w:semiHidden="1" w:unhideWhenUsed="1"/>
     <w:lsdException w:name="annotation subject" w:semiHidden="1" w:unhideWhenUsed="1"/>
     <w:lsdException w:name="No List" w:semiHidden="1" w:unhideWhenUsed="1"/>
     <w:lsdException w:name="Outline List 1" w:semiHidden="1" w:unhideWhenUsed="1"/>
@@ -4926,11 +5778,8 @@
     <w:lsdException w:name="Table Contemporary" w:semiHidden="1" w:unhideWhenUsed="1"/>
     <w:lsdException w:name="Table Elegant" w:semiHidden="1" w:unhideWhenUsed="1"/>
     <w:lsdException w:name="Table Professional" w:semiHidden="1" w:unhideWhenUsed="1"/>
-    <w:lsdException w:name="Table Subtle 1" w:semiHidden="1" w:unhideWhenUsed="1"/>
     <w:lsdException w:name="Table Subtle 2" w:semiHidden="1" w:unhideWhenUsed="1"/>
     <w:lsdException w:name="Table Web 1" w:semiHidden="1" w:unhideWhenUsed="1"/>
-    <w:lsdException w:name="Table Web 2" w:semiHidden="1" w:unhideWhenUsed="1"/>
-    <w:lsdException w:name="Table Web 3" w:semiHidden="1" w:unhideWhenUsed="1"/>
     <w:lsdException w:name="Balloon Text" w:semiHidden="1" w:unhideWhenUsed="1"/>
     <w:lsdException w:name="Table Grid" w:uiPriority="39"/>
     <w:lsdException w:name="Table Theme" w:semiHidden="1" w:unhideWhenUsed="1"/>
@@ -5149,6 +5998,11 @@
     <w:lsdException w:name="List Table 5 Dark Accent 6" w:uiPriority="50"/>
     <w:lsdException w:name="List Table 6 Colorful Accent 6" w:uiPriority="51"/>
     <w:lsdException w:name="List Table 7 Colorful Accent 6" w:uiPriority="52"/>
+    <w:lsdException w:name="Mention" w:semiHidden="1" w:unhideWhenUsed="1"/>
+    <w:lsdException w:name="Smart Hyperlink" w:semiHidden="1" w:unhideWhenUsed="1"/>
+    <w:lsdException w:name="Hashtag" w:semiHidden="1" w:unhideWhenUsed="1"/>
+    <w:lsdException w:name="Unresolved Mention" w:semiHidden="1" w:unhideWhenUsed="1"/>
+    <w:lsdException w:name="Smart Link" w:semiHidden="1" w:unhideWhenUsed="1"/>
   </w:latentStyles>
   <w:style w:type="paragraph" w:default="1" w:styleId="a">
     <w:name w:val="Normal"/>
@@ -5357,7 +6211,6 @@
   <w:style w:type="character" w:default="1" w:styleId="a0">
     <w:name w:val="Default Paragraph Font"/>
     <w:uiPriority w:val="1"/>
-    <w:semiHidden/>
     <w:unhideWhenUsed/>
   </w:style>
   <w:style w:type="table" w:default="1" w:styleId="a1">
@@ -5699,6 +6552,36 @@
       <w:spacing w:after="0" w:line="240" w:lineRule="auto"/>
     </w:pPr>
   </w:style>
+  <w:style w:type="character" w:styleId="ae">
+    <w:name w:val="Strong"/>
+    <w:basedOn w:val="a0"/>
+    <w:uiPriority w:val="22"/>
+    <w:qFormat/>
+    <w:rsid w:val="00F61599"/>
+    <w:rPr>
+      <w:b/>
+      <w:bCs/>
+    </w:rPr>
+  </w:style>
+  <w:style w:type="paragraph" w:styleId="af">
+    <w:name w:val="Normal (Web)"/>
+    <w:basedOn w:val="a"/>
+    <w:uiPriority w:val="99"/>
+    <w:semiHidden/>
+    <w:unhideWhenUsed/>
+    <w:rsid w:val="000A7991"/>
+    <w:pPr>
+      <w:spacing w:before="100" w:beforeAutospacing="1" w:after="100" w:afterAutospacing="1" w:line="240" w:lineRule="auto"/>
+    </w:pPr>
+    <w:rPr>
+      <w:rFonts w:ascii="Times New Roman" w:eastAsia="Times New Roman" w:hAnsi="Times New Roman" w:cs="Times New Roman"/>
+      <w:kern w:val="0"/>
+      <w:sz w:val="24"/>
+      <w:szCs w:val="24"/>
+      <w:lang w:eastAsia="ru-RU"/>
+      <w14:ligatures w14:val="none"/>
+    </w:rPr>
+  </w:style>
 </w:styles>
 </file>
 
